--- a/sinif-dosyasi/arapca-9-sinif-dosyasi.docx
+++ b/sinif-dosyasi/arapca-9-sinif-dosyasi.docx
@@ -102,7 +102,7 @@
                 <w:szCs w:val="34"/>
                 <w:rtl/>
               </w:rPr>
-              <w:t xml:space="preserve">مِلَفُّ الصَّفِّ</w:t>
+              <w:t xml:space="preserve">مِلَفُّ الصَّفِّ</w:t>
             </w:r>
           </w:p>
           <w:p>
@@ -10268,7 +10268,7 @@
                 <w:szCs w:val="28"/>
                 <w:rtl/>
               </w:rPr>
-              <w:t xml:space="preserve">اِفْتَحُوا كُتُبَكُمْ عَلَى الصَّفْحَةِ</w:t>
+              <w:t xml:space="preserve">اِفْتَحُوا كُتُبَكُمْ عَلَى الصَّفْحَةِ</w:t>
             </w:r>
           </w:p>
         </w:tc>
@@ -10365,7 +10365,7 @@
                 <w:szCs w:val="28"/>
                 <w:rtl/>
               </w:rPr>
-              <w:t xml:space="preserve">مَنْ يَتَطَوَّعُ لِلْقِرَاءَةِ ؟</w:t>
+              <w:t xml:space="preserve">مَنْ يَتَطَوَّعُ لِلْقِرَاءَةِ ؟</w:t>
             </w:r>
           </w:p>
         </w:tc>
@@ -10462,7 +10462,7 @@
                 <w:szCs w:val="28"/>
                 <w:rtl/>
               </w:rPr>
-              <w:t xml:space="preserve">أَجِبْ عَنِ السُّؤَالِ</w:t>
+              <w:t xml:space="preserve">أَجِبْ عَن السُّؤَالِ</w:t>
             </w:r>
           </w:p>
         </w:tc>
@@ -10656,7 +10656,7 @@
                 <w:szCs w:val="28"/>
                 <w:rtl/>
               </w:rPr>
-              <w:t xml:space="preserve">اُكْتُبُوا الْمُفْرَدَاتِ الْجَدِيدَةَ</w:t>
+              <w:t xml:space="preserve">اُكْتُبُوا المُفْرَدَاتِ الجَدِيدَةَ</w:t>
             </w:r>
           </w:p>
         </w:tc>
@@ -10753,7 +10753,7 @@
                 <w:szCs w:val="28"/>
                 <w:rtl/>
               </w:rPr>
-              <w:t xml:space="preserve">كَرِّرْ بَعْدِي</w:t>
+              <w:t xml:space="preserve">كَرِّرْ بَعْدِي</w:t>
             </w:r>
           </w:p>
         </w:tc>
@@ -10850,7 +10850,7 @@
                 <w:szCs w:val="28"/>
                 <w:rtl/>
               </w:rPr>
-              <w:t xml:space="preserve">مَا مَعْنَى هَذِهِ الْكَلِمَةِ ؟</w:t>
+              <w:t xml:space="preserve">مَا مَعْنَى هَذِهِ الكَلِمَةِ ؟</w:t>
             </w:r>
           </w:p>
         </w:tc>
@@ -10947,7 +10947,7 @@
                 <w:szCs w:val="28"/>
                 <w:rtl/>
               </w:rPr>
-              <w:t xml:space="preserve">هَيَّا نُرَاجِعُ الدَّرْسَ السَّابِقَ</w:t>
+              <w:t xml:space="preserve">هَيَّا نُرَاجِعُ الدَّرْسَ السَّابِقَ</w:t>
             </w:r>
           </w:p>
         </w:tc>
@@ -11141,7 +11141,7 @@
                 <w:szCs w:val="28"/>
                 <w:rtl/>
               </w:rPr>
-              <w:t xml:space="preserve">صَحِّحُوا أَخْطَاءَكُمْ</w:t>
+              <w:t xml:space="preserve">صَحِّحُوا أَخْطَاءَكُمْ</w:t>
             </w:r>
           </w:p>
         </w:tc>
@@ -11238,7 +11238,7 @@
                 <w:szCs w:val="28"/>
                 <w:rtl/>
               </w:rPr>
-              <w:t xml:space="preserve">اِنْتَهَى الْوَقْتُ</w:t>
+              <w:t xml:space="preserve">اِنْتَهَى الوَقْتُ</w:t>
             </w:r>
           </w:p>
         </w:tc>
@@ -11335,7 +11335,7 @@
                 <w:szCs w:val="28"/>
                 <w:rtl/>
               </w:rPr>
-              <w:t xml:space="preserve">اَلدَّرْسُ الْقَادِمُ يَوْمَ …</w:t>
+              <w:t xml:space="preserve">اَلدَّرْسُ القَادِمُ يَوْمَ …</w:t>
             </w:r>
           </w:p>
         </w:tc>
@@ -11529,7 +11529,7 @@
                 <w:szCs w:val="28"/>
                 <w:rtl/>
               </w:rPr>
-              <w:t xml:space="preserve">إِلَى اللِّقَاءِ</w:t>
+              <w:t xml:space="preserve">إِلَى اللِّقَاءِ</w:t>
             </w:r>
           </w:p>
         </w:tc>
@@ -14889,7 +14889,7 @@
                 <w:szCs w:val="28"/>
                 <w:rtl/>
               </w:rPr>
-              <w:t xml:space="preserve">جِنْسِيَّةٌ</w:t>
+              <w:t xml:space="preserve">جِنْسِيَّةٌ</w:t>
             </w:r>
           </w:p>
         </w:tc>
@@ -16064,7 +16064,7 @@
                 <w:szCs w:val="28"/>
                 <w:rtl/>
               </w:rPr>
-              <w:t xml:space="preserve">ثَانَوِيَّةٌ</w:t>
+              <w:t xml:space="preserve">ثَانَوِيَّةٌ</w:t>
             </w:r>
           </w:p>
         </w:tc>
@@ -16438,7 +16438,7 @@
                 <w:szCs w:val="28"/>
                 <w:rtl/>
               </w:rPr>
-              <w:t xml:space="preserve">حِصَّةٌ</w:t>
+              <w:t xml:space="preserve">حِصَّةٌ</w:t>
             </w:r>
           </w:p>
         </w:tc>
@@ -17800,7 +17800,7 @@
                 <w:szCs w:val="28"/>
                 <w:rtl/>
               </w:rPr>
-              <w:t xml:space="preserve">ثَلَّاجَةٌ</w:t>
+              <w:t xml:space="preserve">ثَلَّاجَةٌ</w:t>
             </w:r>
           </w:p>
         </w:tc>
